--- a/backend/app/personnel/templates/trudovoy_dogovor.docx
+++ b/backend/app/personnel/templates/trudovoy_dogovor.docx
@@ -763,23 +763,23 @@
                 <w:sz w:val="20"/>
                 <w:szCs w:val="20"/>
               </w:rPr>
-              <w:t xml:space="preserve">4.3. Жалақы айына кемінде бір рет, есепті айдан кейінгі айдың 10-күнінен кешіктірілмей, банк картасына аудару жолымен төленеді.</w:t>
-            </w:r>
-          </w:p>
-          <w:p>
-            <w:pPr>
-              <w:spacing w:after="60" w:line="240"/>
-              <w:jc w:val="both"/>
-            </w:pPr>
-            <w:r>
-              <w:rPr>
-                <w:rFonts w:ascii="Times New Roman" w:cs="Times New Roman" w:eastAsia="Times New Roman" w:hAnsi="Times New Roman"/>
-                <w:b w:val="false"/>
-                <w:bCs w:val="false"/>
-                <w:sz w:val="20"/>
-                <w:szCs w:val="20"/>
-              </w:rPr>
-              <w:t xml:space="preserve">4.4. Шарт бұзылған немесе тоқтатылған кезде Жұмыскерге тиесілі барлық сомалар жұмыстың соңғы күнінен кешіктірілмей төленеді.</w:t>
+              <w:t xml:space="preserve">4.3. Жалақы айына кемінде бір рет, есепті айдан кейінгі айдың 10-күнінен кешіктірілмей, Жұмыс берушінің кассасынан қолма-қол ақшамен және (немесе) Жұмыскердің банктік шотына (картасына) аудару жолымен төленеді.</w:t>
+            </w:r>
+          </w:p>
+          <w:p>
+            <w:pPr>
+              <w:spacing w:after="60" w:line="240"/>
+              <w:jc w:val="both"/>
+            </w:pPr>
+            <w:r>
+              <w:rPr>
+                <w:rFonts w:ascii="Times New Roman" w:cs="Times New Roman" w:eastAsia="Times New Roman" w:hAnsi="Times New Roman"/>
+                <w:b w:val="false"/>
+                <w:bCs w:val="false"/>
+                <w:sz w:val="20"/>
+                <w:szCs w:val="20"/>
+              </w:rPr>
+              <w:t xml:space="preserve">4.4. Шарт тоқтатылған кезде Жұмыскерге Жұмыс берушіден тиесілі сомаларды төлеу ол тоқтатылғаннан кейін үш жұмыс күнінен кешіктірілмей жүргізіледі. Жұмыс берушінің кінәсінен төлем кешіктірілген жағдайда ҚР Еңбек кодексінің 113-бабында белгіленген тәртіппен және мөлшерде берешек пен өсімпұл төленеді.</w:t>
             </w:r>
           </w:p>
         </w:tc>
@@ -839,23 +839,23 @@
                 <w:sz w:val="20"/>
                 <w:szCs w:val="20"/>
               </w:rPr>
-              <w:t xml:space="preserve">4.3. Заработная плата выплачивается не реже одного раза в месяц, не позднее 10-го числа месяца, следующего за отчётным, путём перечисления на банковскую карту.</w:t>
-            </w:r>
-          </w:p>
-          <w:p>
-            <w:pPr>
-              <w:spacing w:after="60" w:line="240"/>
-              <w:jc w:val="both"/>
-            </w:pPr>
-            <w:r>
-              <w:rPr>
-                <w:rFonts w:ascii="Times New Roman" w:cs="Times New Roman" w:eastAsia="Times New Roman" w:hAnsi="Times New Roman"/>
-                <w:b w:val="false"/>
-                <w:bCs w:val="false"/>
-                <w:sz w:val="20"/>
-                <w:szCs w:val="20"/>
-              </w:rPr>
-              <w:t xml:space="preserve">4.4. При расторжении или прекращении Договора все причитающиеся Работнику суммы выплачиваются не позднее последнего дня работы.</w:t>
+              <w:t xml:space="preserve">4.3. Заработная плата выплачивается не реже одного раза в месяц, не позднее 10-го числа месяца, следующего за отчётным, наличными денежными средствами в кассе Работодателя и (или) путём перечисления на банковский счёт (карту) Работника.</w:t>
+            </w:r>
+          </w:p>
+          <w:p>
+            <w:pPr>
+              <w:spacing w:after="60" w:line="240"/>
+              <w:jc w:val="both"/>
+            </w:pPr>
+            <w:r>
+              <w:rPr>
+                <w:rFonts w:ascii="Times New Roman" w:cs="Times New Roman" w:eastAsia="Times New Roman" w:hAnsi="Times New Roman"/>
+                <w:b w:val="false"/>
+                <w:bCs w:val="false"/>
+                <w:sz w:val="20"/>
+                <w:szCs w:val="20"/>
+              </w:rPr>
+              <w:t xml:space="preserve">4.4. При прекращении Договора выплата сумм, причитающихся Работнику от Работодателя, производится не позднее трёх рабочих дней после его прекращения. При задержке выплаты по вине Работодателя выплачиваются задолженность и пеня за период задержки в порядке и размере, установленных статьёй 113 Трудового кодекса Республики Казахстан.</w:t>
             </w:r>
           </w:p>
         </w:tc>
@@ -4689,7 +4689,7 @@
                 <w:sz w:val="20"/>
                 <w:szCs w:val="20"/>
               </w:rPr>
-              <w:t xml:space="preserve">Жалақы айына кемінде бір рет, есепті айдан кейінгі айдың 10-күнінен кешіктірілмей, банк картасына аудару жолымен төленеді.</w:t>
+              <w:t xml:space="preserve">Жалақы айына кемінде бір рет, есепті айдан кейінгі айдың 10-күнінен кешіктірілмей, Жұмыс берушінің кассасынан қолма-қол ақшамен және (немесе) Жұмыскердің банктік шотына (картасына) аудару жолымен төленеді.</w:t>
             </w:r>
           </w:p>
           <w:p>
@@ -4861,7 +4861,7 @@
                 <w:sz w:val="20"/>
                 <w:szCs w:val="20"/>
               </w:rPr>
-              <w:t xml:space="preserve">Заработная плата выплачивается не реже одного раза в месяц, не позднее 10-го числа месяца, следующего за отчётным, путём перечисления на банковскую карту.</w:t>
+              <w:t xml:space="preserve">Заработная плата выплачивается не реже одного раза в месяц, не позднее 10-го числа месяца, следующего за отчётным, наличными денежными средствами в кассе Работодателя и (или) путём перечисления на банковский счёт (карту) Работника.</w:t>
             </w:r>
           </w:p>
           <w:p>

--- a/backend/app/personnel/templates/trudovoy_dogovor.docx
+++ b/backend/app/personnel/templates/trudovoy_dogovor.docx
@@ -731,23 +731,23 @@
                 <w:sz w:val="20"/>
                 <w:szCs w:val="20"/>
               </w:rPr>
-              <w:t xml:space="preserve">4.1. Жұмыскерге штаттық кестеге сәйкес лауазымдық жалақы белгіленеді. Лауазымдық жалақының мөлшері осы Шартқа № 1 Қосымшада көрсетілген.</w:t>
-            </w:r>
-          </w:p>
-          <w:p>
-            <w:pPr>
-              <w:spacing w:after="60" w:line="240"/>
-              <w:jc w:val="both"/>
-            </w:pPr>
-            <w:r>
-              <w:rPr>
-                <w:rFonts w:ascii="Times New Roman" w:cs="Times New Roman" w:eastAsia="Times New Roman" w:hAnsi="Times New Roman"/>
-                <w:b w:val="false"/>
-                <w:bCs w:val="false"/>
-                <w:sz w:val="20"/>
-                <w:szCs w:val="20"/>
-              </w:rPr>
-              <w:t xml:space="preserve">4.2. Жалақыдан міндетті зейнетақы жарналары, жеке табыс салығы және ҚР заңнамасында көзделген өзге де ұстаулар ұсталады.</w:t>
+              <w:t xml:space="preserve">{% if employment.salary_kind == "net" %}4.1. Жұмыскерге айына {{ employment.salary_figures }} ({{ employment.salary_words_kz }}) теңге мөлшерінде, қолына берілуге тиіс жалақы белгіленеді.{% else %}4.1. Жұмыскерге штаттық кестеге сәйкес айына {{ employment.salary_figures }} ({{ employment.salary_words_kz }}) теңге мөлшерінде лауазымдық жалақы белгіленеді. Көрсетілген сома жеке табыс салығы, міндетті зейнетақы жарналары, міндетті әлеуметтік медициналық сақтандыруға жарналар және ҚР заңнамасында көзделген өзге де ұстаулар ұсталғанға дейінгі мөлшерде айқындалған.{% endif %}</w:t>
+            </w:r>
+          </w:p>
+          <w:p>
+            <w:pPr>
+              <w:spacing w:after="60" w:line="240"/>
+              <w:jc w:val="both"/>
+            </w:pPr>
+            <w:r>
+              <w:rPr>
+                <w:rFonts w:ascii="Times New Roman" w:cs="Times New Roman" w:eastAsia="Times New Roman" w:hAnsi="Times New Roman"/>
+                <w:b w:val="false"/>
+                <w:bCs w:val="false"/>
+                <w:sz w:val="20"/>
+                <w:szCs w:val="20"/>
+              </w:rPr>
+              <w:t xml:space="preserve">{% if employment.salary_kind == "net" %}4.2. Есептелетін жалақы сомасы 4.1-тармақта көрсетілген мөлшерден міндетті зейнетақы жарналары, жеке табыс салығы және ҚР заңнамасында көзделген өзге де ұстаулар ескеріле отырып, Жұмыскерге төленетін сома көрсетілген мөлшерге сәйкес келетіндей етіп есептеу жолымен айқындалады.{% else %}4.2. Жұмыскердің жалақысынан жеке табыс салығы, міндетті зейнетақы жарналары, міндетті әлеуметтік медициналық сақтандыруға жарналар және ҚР заңнамасында көзделген өзге де ұстаулар ұсталады.{% endif %}</w:t>
             </w:r>
           </w:p>
           <w:p>
@@ -807,23 +807,23 @@
                 <w:sz w:val="20"/>
                 <w:szCs w:val="20"/>
               </w:rPr>
-              <w:t xml:space="preserve">4.1. Работнику устанавливается должностной оклад согласно штатному расписанию. Размер должностного оклада указан в Приложении № 1 к настоящему Договору.</w:t>
-            </w:r>
-          </w:p>
-          <w:p>
-            <w:pPr>
-              <w:spacing w:after="60" w:line="240"/>
-              <w:jc w:val="both"/>
-            </w:pPr>
-            <w:r>
-              <w:rPr>
-                <w:rFonts w:ascii="Times New Roman" w:cs="Times New Roman" w:eastAsia="Times New Roman" w:hAnsi="Times New Roman"/>
-                <w:b w:val="false"/>
-                <w:bCs w:val="false"/>
-                <w:sz w:val="20"/>
-                <w:szCs w:val="20"/>
-              </w:rPr>
-              <w:t xml:space="preserve">4.2. Из заработной платы удерживаются обязательные пенсионные взносы, индивидуальный подоходный налог и иные удержания, предусмотренные законодательством Республики Казахстан.</w:t>
+              <w:t xml:space="preserve">{% if employment.salary_kind == "net" %}4.1. Работнику устанавливается заработная плата в размере {{ employment.salary_figures }} ({{ employment.salary_words_ru }}) тенге в месяц, подлежащая выплате на руки.{% else %}4.1. Работнику устанавливается должностной оклад в размере {{ employment.salary_figures }} ({{ employment.salary_words_ru }}) тенге в месяц согласно штатному расписанию. Указанная сумма определена до удержания индивидуального подоходного налога, обязательных пенсионных взносов, взносов на обязательное социальное медицинское страхование и иных удержаний, предусмотренных законодательством Республики Казахстан.{% endif %}</w:t>
+            </w:r>
+          </w:p>
+          <w:p>
+            <w:pPr>
+              <w:spacing w:after="60" w:line="240"/>
+              <w:jc w:val="both"/>
+            </w:pPr>
+            <w:r>
+              <w:rPr>
+                <w:rFonts w:ascii="Times New Roman" w:cs="Times New Roman" w:eastAsia="Times New Roman" w:hAnsi="Times New Roman"/>
+                <w:b w:val="false"/>
+                <w:bCs w:val="false"/>
+                <w:sz w:val="20"/>
+                <w:szCs w:val="20"/>
+              </w:rPr>
+              <w:t xml:space="preserve">{% if employment.salary_kind == "net" %}4.2. Начисляемая сумма заработной платы определяется расчётным путём исходя из размера, указанного в пункте 4.1, с учётом обязательных пенсионных взносов, индивидуального подоходного налога и иных удержаний, предусмотренных законодательством Республики Казахстан, таким образом, чтобы сумма к выплате Работнику соответствовала указанному размеру.{% else %}4.2. Из заработной платы Работника удерживаются индивидуальный подоходный налог, обязательные пенсионные взносы, взносы на обязательное социальное медицинское страхование и иные удержания, предусмотренные законодательством Республики Казахстан.{% endif %}</w:t>
             </w:r>
           </w:p>
           <w:p>
@@ -4526,624 +4526,6 @@
                 <w:szCs w:val="20"/>
               </w:rPr>
               <w:t xml:space="preserve">(подпись / Ф.И.О.)                    «___» ________ 20___ г.</w:t>
-            </w:r>
-          </w:p>
-        </w:tc>
-      </w:tr>
-    </w:tbl>
-    <w:p>
-      <w:r>
-        <w:br w:type="page"/>
-      </w:r>
-    </w:p>
-    <w:tbl>
-      <w:tblPr>
-        <w:tblW w:type="dxa" w:w="10200"/>
-        <w:tblBorders>
-          <w:top w:val="none"/>
-          <w:left w:val="none"/>
-          <w:bottom w:val="none"/>
-          <w:right w:val="none"/>
-          <w:insideH w:val="none"/>
-          <w:insideV w:val="none"/>
-        </w:tblBorders>
-      </w:tblPr>
-      <w:tblGrid>
-        <w:gridCol w:w="5100"/>
-        <w:gridCol w:w="5100"/>
-      </w:tblGrid>
-      <w:tr>
-        <w:tc>
-          <w:tcPr>
-            <w:tcW w:type="dxa" w:w="5100"/>
-            <w:tcMar>
-              <w:top w:type="dxa" w:w="60"/>
-              <w:left w:type="dxa" w:w="100"/>
-              <w:bottom w:type="dxa" w:w="60"/>
-              <w:right w:type="dxa" w:w="100"/>
-            </w:tcMar>
-            <w:vAlign w:val="top"/>
-          </w:tcPr>
-          <w:p>
-            <w:pPr>
-              <w:spacing w:after="60" w:line="240"/>
-              <w:jc w:val="center"/>
-            </w:pPr>
-            <w:r>
-              <w:rPr>
-                <w:rFonts w:ascii="Times New Roman" w:cs="Times New Roman" w:eastAsia="Times New Roman" w:hAnsi="Times New Roman"/>
-                <w:b/>
-                <w:bCs/>
-                <w:sz w:val="20"/>
-                <w:szCs w:val="20"/>
-              </w:rPr>
-              <w:t xml:space="preserve">{{ contract.date_short }} № {{ contract.number }} Еңбек шартына № 1 Қосымша</w:t>
-            </w:r>
-          </w:p>
-          <w:p>
-            <w:pPr>
-              <w:spacing w:after="60" w:line="240"/>
-              <w:jc w:val="center"/>
-            </w:pPr>
-            <w:r>
-              <w:rPr>
-                <w:rFonts w:ascii="Times New Roman" w:cs="Times New Roman" w:eastAsia="Times New Roman" w:hAnsi="Times New Roman"/>
-                <w:b w:val="false"/>
-                <w:bCs w:val="false"/>
-                <w:sz w:val="20"/>
-                <w:szCs w:val="20"/>
-              </w:rPr>
-              <w:t xml:space="preserve">{{ company.city_kz }} қ.        {{ contract.date_words_kz }}</w:t>
-            </w:r>
-          </w:p>
-          <w:p>
-            <w:pPr>
-              <w:spacing w:after="60" w:line="240"/>
-              <w:jc w:val="both"/>
-            </w:pPr>
-            <w:r>
-              <w:rPr>
-                <w:rFonts w:ascii="Times New Roman" w:cs="Times New Roman" w:eastAsia="Times New Roman" w:hAnsi="Times New Roman"/>
-                <w:b w:val="false"/>
-                <w:bCs w:val="false"/>
-                <w:sz w:val="20"/>
-                <w:szCs w:val="20"/>
-              </w:rPr>
-              <w:t xml:space="preserve"/>
-            </w:r>
-          </w:p>
-          <w:p>
-            <w:pPr>
-              <w:spacing w:after="60" w:line="240"/>
-              <w:jc w:val="both"/>
-            </w:pPr>
-            <w:r>
-              <w:rPr>
-                <w:rFonts w:ascii="Times New Roman" w:cs="Times New Roman" w:eastAsia="Times New Roman" w:hAnsi="Times New Roman"/>
-                <w:b w:val="false"/>
-                <w:bCs w:val="false"/>
-                <w:sz w:val="20"/>
-                <w:szCs w:val="20"/>
-              </w:rPr>
-              <w:t xml:space="preserve">{{ company.name_full_kz }}, бұдан әрі «Жұмыс беруші», және {{ employee.fio_full_kz }}, бұдан әрі «Жұмыскер», арасында жасалған.</w:t>
-            </w:r>
-          </w:p>
-          <w:p>
-            <w:pPr>
-              <w:spacing w:after="60" w:line="240"/>
-              <w:jc w:val="both"/>
-            </w:pPr>
-            <w:r>
-              <w:rPr>
-                <w:rFonts w:ascii="Times New Roman" w:cs="Times New Roman" w:eastAsia="Times New Roman" w:hAnsi="Times New Roman"/>
-                <w:b w:val="false"/>
-                <w:bCs w:val="false"/>
-                <w:sz w:val="20"/>
-                <w:szCs w:val="20"/>
-              </w:rPr>
-              <w:t xml:space="preserve"/>
-            </w:r>
-          </w:p>
-          <w:p>
-            <w:pPr>
-              <w:spacing w:after="60" w:line="240"/>
-              <w:jc w:val="both"/>
-            </w:pPr>
-            <w:r>
-              <w:rPr>
-                <w:rFonts w:ascii="Times New Roman" w:cs="Times New Roman" w:eastAsia="Times New Roman" w:hAnsi="Times New Roman"/>
-                <w:b w:val="false"/>
-                <w:bCs w:val="false"/>
-                <w:sz w:val="20"/>
-                <w:szCs w:val="20"/>
-              </w:rPr>
-              <w:t xml:space="preserve">Жұмыскерге {{ employment.start_date_words_kz }} бастап штаттық кестеге сәйкес айына {{ employment.salary_figures }} ({{ employment.salary_words_kz }}) теңге мөлшерінде лауазымдық жалақы белгіленеді.</w:t>
-            </w:r>
-          </w:p>
-          <w:p>
-            <w:pPr>
-              <w:spacing w:after="60" w:line="240"/>
-              <w:jc w:val="both"/>
-            </w:pPr>
-            <w:r>
-              <w:rPr>
-                <w:rFonts w:ascii="Times New Roman" w:cs="Times New Roman" w:eastAsia="Times New Roman" w:hAnsi="Times New Roman"/>
-                <w:b w:val="false"/>
-                <w:bCs w:val="false"/>
-                <w:sz w:val="20"/>
-                <w:szCs w:val="20"/>
-              </w:rPr>
-              <w:t xml:space="preserve"/>
-            </w:r>
-          </w:p>
-          <w:p>
-            <w:pPr>
-              <w:spacing w:after="60" w:line="240"/>
-              <w:jc w:val="both"/>
-            </w:pPr>
-            <w:r>
-              <w:rPr>
-                <w:rFonts w:ascii="Times New Roman" w:cs="Times New Roman" w:eastAsia="Times New Roman" w:hAnsi="Times New Roman"/>
-                <w:b w:val="false"/>
-                <w:bCs w:val="false"/>
-                <w:sz w:val="20"/>
-                <w:szCs w:val="20"/>
-              </w:rPr>
-              <w:t xml:space="preserve">Жалақы айына кемінде бір рет, есепті айдан кейінгі айдың 10-күнінен кешіктірілмей, Жұмыс берушінің кассасынан қолма-қол ақшамен және (немесе) Жұмыскердің банктік шотына (картасына) аудару жолымен төленеді.</w:t>
-            </w:r>
-          </w:p>
-          <w:p>
-            <w:pPr>
-              <w:spacing w:after="60" w:line="240"/>
-              <w:jc w:val="both"/>
-            </w:pPr>
-            <w:r>
-              <w:rPr>
-                <w:rFonts w:ascii="Times New Roman" w:cs="Times New Roman" w:eastAsia="Times New Roman" w:hAnsi="Times New Roman"/>
-                <w:b w:val="false"/>
-                <w:bCs w:val="false"/>
-                <w:sz w:val="20"/>
-                <w:szCs w:val="20"/>
-              </w:rPr>
-              <w:t xml:space="preserve"/>
-            </w:r>
-          </w:p>
-          <w:p>
-            <w:pPr>
-              <w:spacing w:after="60" w:line="240"/>
-              <w:jc w:val="both"/>
-            </w:pPr>
-            <w:r>
-              <w:rPr>
-                <w:rFonts w:ascii="Times New Roman" w:cs="Times New Roman" w:eastAsia="Times New Roman" w:hAnsi="Times New Roman"/>
-                <w:b w:val="false"/>
-                <w:bCs w:val="false"/>
-                <w:sz w:val="20"/>
-                <w:szCs w:val="20"/>
-              </w:rPr>
-              <w:t xml:space="preserve">Осы Қосымша Еңбек шартының ажырамас бөлігі болып табылады, 2 (екі) данада жасалды.</w:t>
-            </w:r>
-          </w:p>
-        </w:tc>
-        <w:tc>
-          <w:tcPr>
-            <w:tcW w:type="dxa" w:w="5100"/>
-            <w:tcMar>
-              <w:top w:type="dxa" w:w="60"/>
-              <w:left w:type="dxa" w:w="100"/>
-              <w:bottom w:type="dxa" w:w="60"/>
-              <w:right w:type="dxa" w:w="100"/>
-            </w:tcMar>
-            <w:vAlign w:val="top"/>
-          </w:tcPr>
-          <w:p>
-            <w:pPr>
-              <w:spacing w:after="60" w:line="240"/>
-              <w:jc w:val="center"/>
-            </w:pPr>
-            <w:r>
-              <w:rPr>
-                <w:rFonts w:ascii="Times New Roman" w:cs="Times New Roman" w:eastAsia="Times New Roman" w:hAnsi="Times New Roman"/>
-                <w:b/>
-                <w:bCs/>
-                <w:sz w:val="20"/>
-                <w:szCs w:val="20"/>
-              </w:rPr>
-              <w:t xml:space="preserve">Приложение № 1 к Трудовому договору № {{ contract.number }} от {{ contract.date_short }}</w:t>
-            </w:r>
-          </w:p>
-          <w:p>
-            <w:pPr>
-              <w:spacing w:after="60" w:line="240"/>
-              <w:jc w:val="center"/>
-            </w:pPr>
-            <w:r>
-              <w:rPr>
-                <w:rFonts w:ascii="Times New Roman" w:cs="Times New Roman" w:eastAsia="Times New Roman" w:hAnsi="Times New Roman"/>
-                <w:b w:val="false"/>
-                <w:bCs w:val="false"/>
-                <w:sz w:val="20"/>
-                <w:szCs w:val="20"/>
-              </w:rPr>
-              <w:t xml:space="preserve">г. {{ company.city }}        {{ contract.date_words }}</w:t>
-            </w:r>
-          </w:p>
-          <w:p>
-            <w:pPr>
-              <w:spacing w:after="60" w:line="240"/>
-              <w:jc w:val="both"/>
-            </w:pPr>
-            <w:r>
-              <w:rPr>
-                <w:rFonts w:ascii="Times New Roman" w:cs="Times New Roman" w:eastAsia="Times New Roman" w:hAnsi="Times New Roman"/>
-                <w:b w:val="false"/>
-                <w:bCs w:val="false"/>
-                <w:sz w:val="20"/>
-                <w:szCs w:val="20"/>
-              </w:rPr>
-              <w:t xml:space="preserve"/>
-            </w:r>
-          </w:p>
-          <w:p>
-            <w:pPr>
-              <w:spacing w:after="60" w:line="240"/>
-              <w:jc w:val="both"/>
-            </w:pPr>
-            <w:r>
-              <w:rPr>
-                <w:rFonts w:ascii="Times New Roman" w:cs="Times New Roman" w:eastAsia="Times New Roman" w:hAnsi="Times New Roman"/>
-                <w:b w:val="false"/>
-                <w:bCs w:val="false"/>
-                <w:sz w:val="20"/>
-                <w:szCs w:val="20"/>
-              </w:rPr>
-              <w:t xml:space="preserve">Заключено между {{ company.name_full }}, именуемым «Работодатель», и {{ employee.fio_full }}, именуемым(-ой) «Работник».</w:t>
-            </w:r>
-          </w:p>
-          <w:p>
-            <w:pPr>
-              <w:spacing w:after="60" w:line="240"/>
-              <w:jc w:val="both"/>
-            </w:pPr>
-            <w:r>
-              <w:rPr>
-                <w:rFonts w:ascii="Times New Roman" w:cs="Times New Roman" w:eastAsia="Times New Roman" w:hAnsi="Times New Roman"/>
-                <w:b w:val="false"/>
-                <w:bCs w:val="false"/>
-                <w:sz w:val="20"/>
-                <w:szCs w:val="20"/>
-              </w:rPr>
-              <w:t xml:space="preserve"/>
-            </w:r>
-          </w:p>
-          <w:p>
-            <w:pPr>
-              <w:spacing w:after="60" w:line="240"/>
-              <w:jc w:val="both"/>
-            </w:pPr>
-            <w:r>
-              <w:rPr>
-                <w:rFonts w:ascii="Times New Roman" w:cs="Times New Roman" w:eastAsia="Times New Roman" w:hAnsi="Times New Roman"/>
-                <w:b w:val="false"/>
-                <w:bCs w:val="false"/>
-                <w:sz w:val="20"/>
-                <w:szCs w:val="20"/>
-              </w:rPr>
-              <w:t xml:space="preserve">Работнику с {{ employment.start_date_words }} устанавливается должностной оклад в размере {{ employment.salary_figures }} ({{ employment.salary_words_ru }}) тенге в месяц согласно штатному расписанию.</w:t>
-            </w:r>
-          </w:p>
-          <w:p>
-            <w:pPr>
-              <w:spacing w:after="60" w:line="240"/>
-              <w:jc w:val="both"/>
-            </w:pPr>
-            <w:r>
-              <w:rPr>
-                <w:rFonts w:ascii="Times New Roman" w:cs="Times New Roman" w:eastAsia="Times New Roman" w:hAnsi="Times New Roman"/>
-                <w:b w:val="false"/>
-                <w:bCs w:val="false"/>
-                <w:sz w:val="20"/>
-                <w:szCs w:val="20"/>
-              </w:rPr>
-              <w:t xml:space="preserve"/>
-            </w:r>
-          </w:p>
-          <w:p>
-            <w:pPr>
-              <w:spacing w:after="60" w:line="240"/>
-              <w:jc w:val="both"/>
-            </w:pPr>
-            <w:r>
-              <w:rPr>
-                <w:rFonts w:ascii="Times New Roman" w:cs="Times New Roman" w:eastAsia="Times New Roman" w:hAnsi="Times New Roman"/>
-                <w:b w:val="false"/>
-                <w:bCs w:val="false"/>
-                <w:sz w:val="20"/>
-                <w:szCs w:val="20"/>
-              </w:rPr>
-              <w:t xml:space="preserve">Заработная плата выплачивается не реже одного раза в месяц, не позднее 10-го числа месяца, следующего за отчётным, наличными денежными средствами в кассе Работодателя и (или) путём перечисления на банковский счёт (карту) Работника.</w:t>
-            </w:r>
-          </w:p>
-          <w:p>
-            <w:pPr>
-              <w:spacing w:after="60" w:line="240"/>
-              <w:jc w:val="both"/>
-            </w:pPr>
-            <w:r>
-              <w:rPr>
-                <w:rFonts w:ascii="Times New Roman" w:cs="Times New Roman" w:eastAsia="Times New Roman" w:hAnsi="Times New Roman"/>
-                <w:b w:val="false"/>
-                <w:bCs w:val="false"/>
-                <w:sz w:val="20"/>
-                <w:szCs w:val="20"/>
-              </w:rPr>
-              <w:t xml:space="preserve"/>
-            </w:r>
-          </w:p>
-          <w:p>
-            <w:pPr>
-              <w:spacing w:after="60" w:line="240"/>
-              <w:jc w:val="both"/>
-            </w:pPr>
-            <w:r>
-              <w:rPr>
-                <w:rFonts w:ascii="Times New Roman" w:cs="Times New Roman" w:eastAsia="Times New Roman" w:hAnsi="Times New Roman"/>
-                <w:b w:val="false"/>
-                <w:bCs w:val="false"/>
-                <w:sz w:val="20"/>
-                <w:szCs w:val="20"/>
-              </w:rPr>
-              <w:t xml:space="preserve">Настоящее Приложение является неотъемлемой частью Трудового договора, составлено в 2 (двух) экземплярах.</w:t>
-            </w:r>
-          </w:p>
-        </w:tc>
-      </w:tr>
-      <w:tr>
-        <w:tc>
-          <w:tcPr>
-            <w:tcW w:type="dxa" w:w="5100"/>
-            <w:tcMar>
-              <w:top w:type="dxa" w:w="60"/>
-              <w:left w:type="dxa" w:w="100"/>
-              <w:bottom w:type="dxa" w:w="60"/>
-              <w:right w:type="dxa" w:w="100"/>
-            </w:tcMar>
-            <w:vAlign w:val="top"/>
-          </w:tcPr>
-          <w:p>
-            <w:pPr>
-              <w:spacing w:after="60" w:line="240"/>
-              <w:jc w:val="both"/>
-            </w:pPr>
-            <w:r>
-              <w:rPr>
-                <w:rFonts w:ascii="Times New Roman" w:cs="Times New Roman" w:eastAsia="Times New Roman" w:hAnsi="Times New Roman"/>
-                <w:b w:val="false"/>
-                <w:bCs w:val="false"/>
-                <w:sz w:val="20"/>
-                <w:szCs w:val="20"/>
-              </w:rPr>
-              <w:t xml:space="preserve">{{ company.name_full_kz }}</w:t>
-            </w:r>
-          </w:p>
-          <w:p>
-            <w:pPr>
-              <w:spacing w:after="60" w:line="240"/>
-              <w:jc w:val="both"/>
-            </w:pPr>
-            <w:r>
-              <w:rPr>
-                <w:rFonts w:ascii="Times New Roman" w:cs="Times New Roman" w:eastAsia="Times New Roman" w:hAnsi="Times New Roman"/>
-                <w:b w:val="false"/>
-                <w:bCs w:val="false"/>
-                <w:sz w:val="20"/>
-                <w:szCs w:val="20"/>
-              </w:rPr>
-              <w:t xml:space="preserve">БСН {{ company.bin }}</w:t>
-            </w:r>
-          </w:p>
-          <w:p>
-            <w:pPr>
-              <w:spacing w:after="60" w:line="240"/>
-              <w:jc w:val="both"/>
-            </w:pPr>
-            <w:r>
-              <w:rPr>
-                <w:rFonts w:ascii="Times New Roman" w:cs="Times New Roman" w:eastAsia="Times New Roman" w:hAnsi="Times New Roman"/>
-                <w:b w:val="false"/>
-                <w:bCs w:val="false"/>
-                <w:sz w:val="20"/>
-                <w:szCs w:val="20"/>
-              </w:rPr>
-              <w:t xml:space="preserve"/>
-            </w:r>
-          </w:p>
-          <w:p>
-            <w:pPr>
-              <w:spacing w:after="60" w:line="240"/>
-              <w:jc w:val="both"/>
-            </w:pPr>
-            <w:r>
-              <w:rPr>
-                <w:rFonts w:ascii="Times New Roman" w:cs="Times New Roman" w:eastAsia="Times New Roman" w:hAnsi="Times New Roman"/>
-                <w:b w:val="false"/>
-                <w:bCs w:val="false"/>
-                <w:sz w:val="20"/>
-                <w:szCs w:val="20"/>
-              </w:rPr>
-              <w:t xml:space="preserve">{{ company.signer_position_kz }}</w:t>
-            </w:r>
-          </w:p>
-          <w:p>
-            <w:pPr>
-              <w:spacing w:after="60" w:line="240"/>
-              <w:jc w:val="both"/>
-            </w:pPr>
-            <w:r>
-              <w:rPr>
-                <w:rFonts w:ascii="Times New Roman" w:cs="Times New Roman" w:eastAsia="Times New Roman" w:hAnsi="Times New Roman"/>
-                <w:b w:val="false"/>
-                <w:bCs w:val="false"/>
-                <w:sz w:val="20"/>
-                <w:szCs w:val="20"/>
-              </w:rPr>
-              <w:t xml:space="preserve"/>
-            </w:r>
-          </w:p>
-          <w:p>
-            <w:pPr>
-              <w:spacing w:after="60" w:line="240"/>
-              <w:jc w:val="both"/>
-            </w:pPr>
-            <w:r>
-              <w:rPr>
-                <w:rFonts w:ascii="Times New Roman" w:cs="Times New Roman" w:eastAsia="Times New Roman" w:hAnsi="Times New Roman"/>
-                <w:b w:val="false"/>
-                <w:bCs w:val="false"/>
-                <w:sz w:val="20"/>
-                <w:szCs w:val="20"/>
-              </w:rPr>
-              <w:t xml:space="preserve">__________________ / {{ company.signer_fio_short }}</w:t>
-            </w:r>
-          </w:p>
-          <w:p>
-            <w:pPr>
-              <w:spacing w:after="60" w:line="240"/>
-              <w:jc w:val="both"/>
-            </w:pPr>
-            <w:r>
-              <w:rPr>
-                <w:rFonts w:ascii="Times New Roman" w:cs="Times New Roman" w:eastAsia="Times New Roman" w:hAnsi="Times New Roman"/>
-                <w:b w:val="false"/>
-                <w:bCs w:val="false"/>
-                <w:sz w:val="20"/>
-                <w:szCs w:val="20"/>
-              </w:rPr>
-              <w:t xml:space="preserve">М.О.</w:t>
-            </w:r>
-          </w:p>
-        </w:tc>
-        <w:tc>
-          <w:tcPr>
-            <w:tcW w:type="dxa" w:w="5100"/>
-            <w:tcMar>
-              <w:top w:type="dxa" w:w="60"/>
-              <w:left w:type="dxa" w:w="100"/>
-              <w:bottom w:type="dxa" w:w="60"/>
-              <w:right w:type="dxa" w:w="100"/>
-            </w:tcMar>
-            <w:vAlign w:val="top"/>
-          </w:tcPr>
-          <w:p>
-            <w:pPr>
-              <w:spacing w:after="60" w:line="240"/>
-              <w:jc w:val="both"/>
-            </w:pPr>
-            <w:r>
-              <w:rPr>
-                <w:rFonts w:ascii="Times New Roman" w:cs="Times New Roman" w:eastAsia="Times New Roman" w:hAnsi="Times New Roman"/>
-                <w:b w:val="false"/>
-                <w:bCs w:val="false"/>
-                <w:sz w:val="20"/>
-                <w:szCs w:val="20"/>
-              </w:rPr>
-              <w:t xml:space="preserve">{{ employee.fio_full }}</w:t>
-            </w:r>
-          </w:p>
-          <w:p>
-            <w:pPr>
-              <w:spacing w:after="60" w:line="240"/>
-              <w:jc w:val="both"/>
-            </w:pPr>
-            <w:r>
-              <w:rPr>
-                <w:rFonts w:ascii="Times New Roman" w:cs="Times New Roman" w:eastAsia="Times New Roman" w:hAnsi="Times New Roman"/>
-                <w:b w:val="false"/>
-                <w:bCs w:val="false"/>
-                <w:sz w:val="20"/>
-                <w:szCs w:val="20"/>
-              </w:rPr>
-              <w:t xml:space="preserve">ЖСН / ИИН {{ employee.iin }}</w:t>
-            </w:r>
-          </w:p>
-          <w:p>
-            <w:pPr>
-              <w:spacing w:after="60" w:line="240"/>
-              <w:jc w:val="both"/>
-            </w:pPr>
-            <w:r>
-              <w:rPr>
-                <w:rFonts w:ascii="Times New Roman" w:cs="Times New Roman" w:eastAsia="Times New Roman" w:hAnsi="Times New Roman"/>
-                <w:b w:val="false"/>
-                <w:bCs w:val="false"/>
-                <w:sz w:val="20"/>
-                <w:szCs w:val="20"/>
-              </w:rPr>
-              <w:t xml:space="preserve">{{ employee.id_document }}</w:t>
-            </w:r>
-          </w:p>
-          <w:p>
-            <w:pPr>
-              <w:spacing w:after="60" w:line="240"/>
-              <w:jc w:val="both"/>
-            </w:pPr>
-            <w:r>
-              <w:rPr>
-                <w:rFonts w:ascii="Times New Roman" w:cs="Times New Roman" w:eastAsia="Times New Roman" w:hAnsi="Times New Roman"/>
-                <w:b w:val="false"/>
-                <w:bCs w:val="false"/>
-                <w:sz w:val="20"/>
-                <w:szCs w:val="20"/>
-              </w:rPr>
-              <w:t xml:space="preserve"/>
-            </w:r>
-          </w:p>
-          <w:p>
-            <w:pPr>
-              <w:spacing w:after="60" w:line="240"/>
-              <w:jc w:val="both"/>
-            </w:pPr>
-            <w:r>
-              <w:rPr>
-                <w:rFonts w:ascii="Times New Roman" w:cs="Times New Roman" w:eastAsia="Times New Roman" w:hAnsi="Times New Roman"/>
-                <w:b w:val="false"/>
-                <w:bCs w:val="false"/>
-                <w:sz w:val="20"/>
-                <w:szCs w:val="20"/>
-              </w:rPr>
-              <w:t xml:space="preserve"/>
-            </w:r>
-          </w:p>
-          <w:p>
-            <w:pPr>
-              <w:spacing w:after="60" w:line="240"/>
-              <w:jc w:val="both"/>
-            </w:pPr>
-            <w:r>
-              <w:rPr>
-                <w:rFonts w:ascii="Times New Roman" w:cs="Times New Roman" w:eastAsia="Times New Roman" w:hAnsi="Times New Roman"/>
-                <w:b w:val="false"/>
-                <w:bCs w:val="false"/>
-                <w:sz w:val="20"/>
-                <w:szCs w:val="20"/>
-              </w:rPr>
-              <w:t xml:space="preserve">__________________ / {{ employee.fio_short }}</w:t>
-            </w:r>
-          </w:p>
-          <w:p>
-            <w:pPr>
-              <w:spacing w:after="60" w:line="240"/>
-              <w:jc w:val="both"/>
-            </w:pPr>
-            <w:r>
-              <w:rPr>
-                <w:rFonts w:ascii="Times New Roman" w:cs="Times New Roman" w:eastAsia="Times New Roman" w:hAnsi="Times New Roman"/>
-                <w:b w:val="false"/>
-                <w:bCs w:val="false"/>
-                <w:sz w:val="20"/>
-                <w:szCs w:val="20"/>
-              </w:rPr>
-              <w:t xml:space="preserve"/>
             </w:r>
           </w:p>
         </w:tc>
